--- a/hardware/製品仕様書_SRT音声コーデック.docx
+++ b/hardware/製品仕様書_SRT音声コーデック.docx
@@ -1573,7 +1573,7 @@
                 <w:sz w:val="18"/>
                 <w:szCs w:val="18"/>
               </w:rPr>
-              <w:t xml:space="preserve">24bit（無圧縮LPCMを24bitで通す場合はソフト対応）</w:t>
+              <w:t xml:space="preserve">A/D・D/A・AESは24bit処理。SRT伝送は16bit（S16LE）</w:t>
             </w:r>
           </w:p>
         </w:tc>
@@ -3692,24 +3692,6 @@
           <w:szCs w:val="21"/>
         </w:rPr>
         <w:t xml:space="preserve">確定BOM・詳細回路図・質量・EMC/安全規格対応</w:t>
-      </w:r>
-    </w:p>
-    <w:p>
-      <w:pPr>
-        <w:pStyle w:val="ListParagraph"/>
-        <w:numPr>
-          <w:ilvl w:val="0"/>
-          <w:numId w:val="2"/>
-        </w:numPr>
-        <w:spacing w:after="50"/>
-      </w:pPr>
-      <w:r>
-        <w:rPr>
-          <w:rFonts w:ascii="Yu Gothic" w:cs="Yu Gothic" w:eastAsia="Yu Gothic" w:hAnsi="Yu Gothic"/>
-          <w:sz w:val="21"/>
-          <w:szCs w:val="21"/>
-        </w:rPr>
-        <w:t xml:space="preserve">無圧縮LPCMの24bit伝送対応（ソフト小改修の要否）</w:t>
       </w:r>
     </w:p>
     <w:p>

--- a/hardware/製品仕様書_SRT音声コーデック.docx
+++ b/hardware/製品仕様書_SRT音声コーデック.docx
@@ -1203,7 +1203,7 @@
                 <w:sz w:val="18"/>
                 <w:szCs w:val="18"/>
               </w:rPr>
-              <w:t xml:space="preserve">スマホ操作用（金属筐体のため外部アンテナ推奨・検討中）</w:t>
+              <w:t xml:space="preserve">RP-SMA（外付けUSB無線子機用）。スマホからの操作用</w:t>
             </w:r>
           </w:p>
         </w:tc>
@@ -2709,7 +2709,7 @@
           <w:sz w:val="21"/>
           <w:szCs w:val="21"/>
         </w:rPr>
-        <w:t xml:space="preserve">Wi-Fi：スマートフォンからのコーデック切替・状態確認（codec_web）</w:t>
+        <w:t xml:space="preserve">Wi-Fi：外付けUSB無線子機＋背面RP-SMAアンテナ経由。スマートフォンからコーデック切替・状態確認（codec_web）</w:t>
       </w:r>
     </w:p>
     <w:p>
@@ -3112,7 +3112,63 @@
                 <w:sz w:val="18"/>
                 <w:szCs w:val="18"/>
               </w:rPr>
-              <w:t xml:space="preserve">Raspberry Pi 4（2GB、Wi-Fi内蔵。量産時はCM4を検討）</w:t>
+              <w:t xml:space="preserve">Raspberry Pi 4（2GB。量産時はCM4を検討）</w:t>
+            </w:r>
+          </w:p>
+        </w:tc>
+      </w:tr>
+      <w:tr>
+        <w:tc>
+          <w:tcPr>
+            <w:tcW w:type="dxa" w:w="3000"/>
+            <w:tcMar>
+              <w:top w:type="dxa" w:w="36"/>
+              <w:left w:type="dxa" w:w="70"/>
+              <w:bottom w:type="dxa" w:w="36"/>
+              <w:right w:type="dxa" w:w="70"/>
+            </w:tcMar>
+          </w:tcPr>
+          <w:p>
+            <w:pPr>
+              <w:jc w:val="left"/>
+            </w:pPr>
+            <w:r>
+              <w:rPr>
+                <w:rFonts w:ascii="Yu Gothic" w:cs="Yu Gothic" w:eastAsia="Yu Gothic" w:hAnsi="Yu Gothic"/>
+                <w:b w:val="false"/>
+                <w:bCs w:val="false"/>
+                <w:color w:val="000000"/>
+                <w:sz w:val="18"/>
+                <w:szCs w:val="18"/>
+              </w:rPr>
+              <w:t xml:space="preserve">Wi-Fi</w:t>
+            </w:r>
+          </w:p>
+        </w:tc>
+        <w:tc>
+          <w:tcPr>
+            <w:tcW w:type="dxa" w:w="5700"/>
+            <w:tcMar>
+              <w:top w:type="dxa" w:w="36"/>
+              <w:left w:type="dxa" w:w="70"/>
+              <w:bottom w:type="dxa" w:w="36"/>
+              <w:right w:type="dxa" w:w="70"/>
+            </w:tcMar>
+          </w:tcPr>
+          <w:p>
+            <w:pPr>
+              <w:jc w:val="left"/>
+            </w:pPr>
+            <w:r>
+              <w:rPr>
+                <w:rFonts w:ascii="Yu Gothic" w:cs="Yu Gothic" w:eastAsia="Yu Gothic" w:hAnsi="Yu Gothic"/>
+                <w:b w:val="false"/>
+                <w:bCs w:val="false"/>
+                <w:color w:val="000000"/>
+                <w:sz w:val="18"/>
+                <w:szCs w:val="18"/>
+              </w:rPr>
+              <w:t xml:space="preserve">外付けUSB無線子機（技適済・外部アンテナ端子付）＋背面RP-SMAパネルアンテナ</w:t>
             </w:r>
           </w:p>
         </w:tc>
@@ -3638,24 +3694,6 @@
           <w:szCs w:val="21"/>
         </w:rPr>
         <w:t xml:space="preserve">筐体の密閉可否・冷却詳細（ファン/通気・放熱設計）</w:t>
-      </w:r>
-    </w:p>
-    <w:p>
-      <w:pPr>
-        <w:pStyle w:val="ListParagraph"/>
-        <w:numPr>
-          <w:ilvl w:val="0"/>
-          <w:numId w:val="2"/>
-        </w:numPr>
-        <w:spacing w:after="50"/>
-      </w:pPr>
-      <w:r>
-        <w:rPr>
-          <w:rFonts w:ascii="Yu Gothic" w:cs="Yu Gothic" w:eastAsia="Yu Gothic" w:hAnsi="Yu Gothic"/>
-          <w:sz w:val="21"/>
-          <w:szCs w:val="21"/>
-        </w:rPr>
-        <w:t xml:space="preserve">Wi-Fi外部アンテナの要否・実装</w:t>
       </w:r>
     </w:p>
     <w:p>

--- a/hardware/製品仕様書_SRT音声コーデック.docx
+++ b/hardware/製品仕様書_SRT音声コーデック.docx
@@ -1176,7 +1176,7 @@
                 <w:sz w:val="18"/>
                 <w:szCs w:val="18"/>
               </w:rPr>
-              <w:t xml:space="preserve">Wi-Fiアンテナ</w:t>
+              <w:t xml:space="preserve">Wi-Fi RF窓</w:t>
             </w:r>
           </w:p>
         </w:tc>
@@ -1203,7 +1203,7 @@
                 <w:sz w:val="18"/>
                 <w:szCs w:val="18"/>
               </w:rPr>
-              <w:t xml:space="preserve">RP-SMA（外付けUSB無線子機用）。スマホからの操作用</w:t>
+              <w:t xml:space="preserve">樹脂カバー（レドーム）内側に内蔵アンテナ。スマホからの操作用（外付けUSB無線子機）</w:t>
             </w:r>
           </w:p>
         </w:tc>
@@ -2709,7 +2709,7 @@
           <w:sz w:val="21"/>
           <w:szCs w:val="21"/>
         </w:rPr>
-        <w:t xml:space="preserve">Wi-Fi：外付けUSB無線子機＋背面RP-SMAアンテナ経由。スマートフォンからコーデック切替・状態確認（codec_web）</w:t>
+        <w:t xml:space="preserve">Wi-Fi：外付けUSB無線子機＋パネルRF窓（樹脂カバー）内蔵アンテナ経由。スマートフォンからコーデック切替・状態確認（codec_web）</w:t>
       </w:r>
     </w:p>
     <w:p>
@@ -3168,7 +3168,7 @@
                 <w:sz w:val="18"/>
                 <w:szCs w:val="18"/>
               </w:rPr>
-              <w:t xml:space="preserve">外付けUSB無線子機（技適済・外部アンテナ端子付）＋背面RP-SMAパネルアンテナ</w:t>
+              <w:t xml:space="preserve">外付けUSB無線子機（技適済）＋パネルRF窓（樹脂カバー）内蔵アンテナ</w:t>
             </w:r>
           </w:p>
         </w:tc>

--- a/hardware/製品仕様書_SRT音声コーデック.docx
+++ b/hardware/製品仕様書_SRT音声コーデック.docx
@@ -3594,7 +3594,7 @@
                 <w:sz w:val="18"/>
                 <w:szCs w:val="18"/>
               </w:rPr>
-              <w:t xml:space="preserve">ヒートシンク＋静音ファン／通気（密閉可否・詳細は設計確定後）</w:t>
+              <w:t xml:space="preserve">非密閉（通気）。前面吸気＋背面 静音ファン排気、Pi温度連動PWM制御、SoCヒートシンク筐体結合、ダストフィルタ、目標SoC&lt;70℃</w:t>
             </w:r>
           </w:p>
         </w:tc>
@@ -3676,24 +3676,6 @@
           <w:rFonts w:ascii="Yu Gothic" w:cs="Yu Gothic" w:eastAsia="Yu Gothic" w:hAnsi="Yu Gothic"/>
         </w:rPr>
         <w:t xml:space="preserve">12. 備考（設計確定前の暫定・未確定事項）</w:t>
-      </w:r>
-    </w:p>
-    <w:p>
-      <w:pPr>
-        <w:pStyle w:val="ListParagraph"/>
-        <w:numPr>
-          <w:ilvl w:val="0"/>
-          <w:numId w:val="2"/>
-        </w:numPr>
-        <w:spacing w:after="50"/>
-      </w:pPr>
-      <w:r>
-        <w:rPr>
-          <w:rFonts w:ascii="Yu Gothic" w:cs="Yu Gothic" w:eastAsia="Yu Gothic" w:hAnsi="Yu Gothic"/>
-          <w:sz w:val="21"/>
-          <w:szCs w:val="21"/>
-        </w:rPr>
-        <w:t xml:space="preserve">筐体の密閉可否・冷却詳細（ファン/通気・放熱設計）</w:t>
       </w:r>
     </w:p>
     <w:p>

--- a/hardware/製品仕様書_SRT音声コーデック.docx
+++ b/hardware/製品仕様書_SRT音声コーデック.docx
@@ -152,7 +152,7 @@
           <w:sz w:val="21"/>
           <w:szCs w:val="21"/>
         </w:rPr>
-        <w:t xml:space="preserve">本製品は、バランスアナログおよびAES/EBUの音声を、SRT（Secure Reliable Transport）で一般IP回線（フレッツ光・VPN・専用線・インターネット等）を通じて双方向伝送する、1UラックマウントのIP音声コーデックである。USBオーディオ・フロントエンド（UAC2準拠）とRaspberry Pi 4を内蔵し、1台で送受信が完結する。コーデックの切り替え・遅延設定はスマートフォンのブラウザから行える。</w:t>
+        <w:t xml:space="preserve">本製品は、バランスアナログおよびAES/EBUの音声を、SRT（Secure Reliable Transport）で一般IP回線（フレッツ光・VPN・専用線・インターネット等）を通じて双方向伝送する、1UラックマウントのIP音声コーデックである。USBオーディオ・フロントエンド（UAC2準拠）とRaspberry Pi CM4を内蔵し、1台で送受信が完結する。コーデックの切り替え・遅延設定はスマートフォンのブラウザから行える。</w:t>
       </w:r>
     </w:p>
     <w:p>
@@ -275,7 +275,7 @@
           <w:sz w:val="21"/>
           <w:szCs w:val="21"/>
         </w:rPr>
-        <w:t xml:space="preserve">Raspberry Pi 4 内蔵・1U完結。LAN／Wi-Fi対応</w:t>
+        <w:t xml:space="preserve">Raspberry Pi CM4 内蔵・1U完結。GbE LAN／Wi-Fi対応</w:t>
       </w:r>
     </w:p>
     <w:p>
@@ -867,7 +867,7 @@
                 <w:sz w:val="18"/>
                 <w:szCs w:val="18"/>
               </w:rPr>
-              <w:t xml:space="preserve">RJ-45 10/100/1000。SRT伝送＋WEB操作</w:t>
+              <w:t xml:space="preserve">RJ-45 GbE（CM4）。SRT伝送＋WEB操作</w:t>
             </w:r>
           </w:p>
         </w:tc>
@@ -1203,7 +1203,7 @@
                 <w:sz w:val="18"/>
                 <w:szCs w:val="18"/>
               </w:rPr>
-              <w:t xml:space="preserve">樹脂カバー（レドーム）内側に内蔵アンテナ。スマホからの操作用（外付けUSB無線子機）</w:t>
+              <w:t xml:space="preserve">樹脂カバー（レドーム）内側に内蔵アンテナ（CM4内蔵無線＋u.FL）。スマホからの操作用</w:t>
             </w:r>
           </w:p>
         </w:tc>
@@ -2709,7 +2709,7 @@
           <w:sz w:val="21"/>
           <w:szCs w:val="21"/>
         </w:rPr>
-        <w:t xml:space="preserve">Wi-Fi：外付けUSB無線子機＋パネルRF窓（樹脂カバー）内蔵アンテナ経由。スマートフォンからコーデック切替・状態確認（codec_web）</w:t>
+        <w:t xml:space="preserve">Wi-Fi：CM4内蔵無線＋u.FL→パネルRF窓（樹脂カバー）内蔵アンテナ経由。スマートフォンからコーデック切替・状態確認（codec_web）</w:t>
       </w:r>
     </w:p>
     <w:p>
@@ -3112,7 +3112,7 @@
                 <w:sz w:val="18"/>
                 <w:szCs w:val="18"/>
               </w:rPr>
-              <w:t xml:space="preserve">Raspberry Pi 4（2GB。量産時はCM4を検討）</w:t>
+              <w:t xml:space="preserve">Raspberry Pi CM4（WiFi/eMMC/2GB、キャリア基板に実装。試作はPi4B可）</w:t>
             </w:r>
           </w:p>
         </w:tc>
@@ -3168,7 +3168,7 @@
                 <w:sz w:val="18"/>
                 <w:szCs w:val="18"/>
               </w:rPr>
-              <w:t xml:space="preserve">外付けUSB無線子機（技適済）＋パネルRF窓（樹脂カバー）内蔵アンテナ</w:t>
+              <w:t xml:space="preserve">CM4内蔵無線＋u.FL→パネルRF窓（樹脂カバー）内蔵アンテナ</w:t>
             </w:r>
           </w:p>
         </w:tc>
@@ -3693,7 +3693,7 @@
           <w:sz w:val="21"/>
           <w:szCs w:val="21"/>
         </w:rPr>
-        <w:t xml:space="preserve">量産構成（Raspberry Pi 4 ボード or CM4化）</w:t>
+        <w:t xml:space="preserve">CM4キャリア詳細回路図・確定BOM（型番/員数）</w:t>
       </w:r>
     </w:p>
     <w:p>
@@ -3711,7 +3711,7 @@
           <w:sz w:val="21"/>
           <w:szCs w:val="21"/>
         </w:rPr>
-        <w:t xml:space="preserve">確定BOM・詳細回路図・質量・EMC/安全規格対応</w:t>
+        <w:t xml:space="preserve">機構（1U筐体・パネル・RF窓）・質量・EMC/安全規格対応</w:t>
       </w:r>
     </w:p>
     <w:p>

--- a/hardware/製品仕様書_SRT音声コーデック.docx
+++ b/hardware/製品仕様書_SRT音声コーデック.docx
@@ -3112,7 +3112,7 @@
                 <w:sz w:val="18"/>
                 <w:szCs w:val="18"/>
               </w:rPr>
-              <w:t xml:space="preserve">Raspberry Pi CM4（WiFi/eMMC/2GB、キャリア基板に実装。試作はPi4B可）</w:t>
+              <w:t xml:space="preserve">Raspberry Pi CM4102008（Wireless/2GB/8GB eMMC、キャリア基板に実装。試作はPi4B可）</w:t>
             </w:r>
           </w:p>
         </w:tc>
